--- a/docs/product/cpie-v2/produto/MATRIZ-CANONICA-INPUTS-OUTPUTS.docx
+++ b/docs/product/cpie-v2/produto/MATRIZ-CANONICA-INPUTS-OUTPUTS.docx
@@ -26,7 +26,7 @@
         <w:t xml:space="preserve"> </w:t>
       </w:r>
       <w:r>
-        <w:t xml:space="preserve">1.0</w:t>
+        <w:t xml:space="preserve">1.1</w:t>
       </w:r>
       <w:r>
         <w:br/>
@@ -42,7 +42,7 @@
         <w:t xml:space="preserve"> </w:t>
       </w:r>
       <w:r>
-        <w:t xml:space="preserve">2026-03-23</w:t>
+        <w:t xml:space="preserve">2026-03-24</w:t>
       </w:r>
       <w:r>
         <w:br/>
@@ -58,7 +58,23 @@
         <w:t xml:space="preserve"> </w:t>
       </w:r>
       <w:r>
-        <w:t xml:space="preserve">Proposta — aguardando aprovação do Orquestrador (gate B1)</w:t>
+        <w:t xml:space="preserve">Aprovada com ajustes — gate B1 liberado para B2</w:t>
+      </w:r>
+      <w:r>
+        <w:br/>
+      </w:r>
+      <w:r>
+        <w:rPr>
+          <w:bCs/>
+          <w:b/>
+        </w:rPr>
+        <w:t xml:space="preserve">Ajustes incorporados:</w:t>
+      </w:r>
+      <w:r>
+        <w:t xml:space="preserve"> </w:t>
+      </w:r>
+      <w:r>
+        <w:t xml:space="preserve">Coverage Engine (fórmula corrigida), Question Quality Gate, evaluation_confidence no Gap</w:t>
       </w:r>
       <w:r>
         <w:br/>
@@ -1676,88 +1692,205 @@
           <w:bCs/>
           <w:b/>
         </w:rPr>
-        <w:t xml:space="preserve">Processo (Requirement Engine + Question Engine):</w:t>
-      </w:r>
-      <w:r>
-        <w:t xml:space="preserve"> </w:t>
-      </w:r>
-      <w:r>
-        <w:t xml:space="preserve">1. Requirement Engine filtra requisitos aplicáveis da camada</w:t>
-      </w:r>
-      <w:r>
-        <w:t xml:space="preserve"> </w:t>
-      </w:r>
-      <w:r>
-        <w:rPr>
-          <w:rStyle w:val="VerbatimChar"/>
-        </w:rPr>
-        <w:t xml:space="preserve">corporativo</w:t>
-      </w:r>
-      <w:r>
-        <w:t xml:space="preserve"> </w:t>
-      </w:r>
-      <w:r>
-        <w:t xml:space="preserve">2. Question Engine gera perguntas com</w:t>
-      </w:r>
-      <w:r>
-        <w:t xml:space="preserve"> </w:t>
-      </w:r>
-      <w:r>
-        <w:rPr>
-          <w:rStyle w:val="VerbatimChar"/>
-        </w:rPr>
-        <w:t xml:space="preserve">requirement_id</w:t>
-      </w:r>
-      <w:r>
-        <w:t xml:space="preserve"> </w:t>
-      </w:r>
-      <w:r>
-        <w:t xml:space="preserve">e</w:t>
-      </w:r>
-      <w:r>
-        <w:t xml:space="preserve"> </w:t>
-      </w:r>
-      <w:r>
-        <w:rPr>
-          <w:rStyle w:val="VerbatimChar"/>
-        </w:rPr>
-        <w:t xml:space="preserve">source_reference</w:t>
-      </w:r>
-      <w:r>
-        <w:t xml:space="preserve"> </w:t>
-      </w:r>
-      <w:r>
-        <w:t xml:space="preserve">obrigatórios</w:t>
-      </w:r>
-      <w:r>
-        <w:t xml:space="preserve"> </w:t>
-      </w:r>
-      <w:r>
-        <w:t xml:space="preserve">3. Deduplicação semântica (threshold: 0.92)</w:t>
-      </w:r>
-      <w:r>
-        <w:t xml:space="preserve"> </w:t>
-      </w:r>
-      <w:r>
-        <w:t xml:space="preserve">4. LLM-as-judge: score mínimo 3.5/5.0 para incluir</w:t>
-      </w:r>
-      <w:r>
-        <w:t xml:space="preserve"> </w:t>
-      </w:r>
-      <w:r>
-        <w:t xml:space="preserve">5. Protocolo NO_QUESTION: pergunta sem base RAG é bloqueada</w:t>
-      </w:r>
-    </w:p>
-    <w:p>
-      <w:pPr>
-        <w:pStyle w:val="BodyText"/>
-      </w:pPr>
+        <w:t xml:space="preserve">Processo (Requirement Engin</w:t>
+      </w:r>
+      <w:r>
+        <w:t xml:space="preserve">Processo (Question Engine com Quality Gate):</w:t>
+      </w:r>
       <w:r>
         <w:rPr>
           <w:bCs/>
           <w:b/>
         </w:rPr>
-        <w:t xml:space="preserve">Saída:</w:t>
+        <w:t xml:space="preserve"> </w:t>
+      </w:r>
+      <w:r>
+        <w:rPr>
+          <w:bCs/>
+          <w:b/>
+        </w:rPr>
+        <w:t xml:space="preserve">1. Requirement Engine filtra requisitos aplicáveis da camada</w:t>
+      </w:r>
+      <w:r>
+        <w:rPr>
+          <w:bCs/>
+          <w:b/>
+        </w:rPr>
+        <w:t xml:space="preserve"> </w:t>
+      </w:r>
+      <w:r>
+        <w:rPr>
+          <w:rStyle w:val="VerbatimChar"/>
+          <w:bCs/>
+          <w:b/>
+        </w:rPr>
+        <w:t xml:space="preserve">corporativo</w:t>
+      </w:r>
+      <w:r>
+        <w:rPr>
+          <w:bCs/>
+          <w:b/>
+        </w:rPr>
+        <w:t xml:space="preserve"> </w:t>
+      </w:r>
+      <w:r>
+        <w:rPr>
+          <w:bCs/>
+          <w:b/>
+        </w:rPr>
+        <w:t xml:space="preserve">2. Question Engine gera perguntas com</w:t>
+      </w:r>
+      <w:r>
+        <w:rPr>
+          <w:bCs/>
+          <w:b/>
+        </w:rPr>
+        <w:t xml:space="preserve"> </w:t>
+      </w:r>
+      <w:r>
+        <w:rPr>
+          <w:rStyle w:val="VerbatimChar"/>
+          <w:bCs/>
+          <w:b/>
+        </w:rPr>
+        <w:t xml:space="preserve">requirement_id</w:t>
+      </w:r>
+      <w:r>
+        <w:rPr>
+          <w:bCs/>
+          <w:b/>
+        </w:rPr>
+        <w:t xml:space="preserve"> </w:t>
+      </w:r>
+      <w:r>
+        <w:rPr>
+          <w:bCs/>
+          <w:b/>
+        </w:rPr>
+        <w:t xml:space="preserve">e</w:t>
+      </w:r>
+      <w:r>
+        <w:rPr>
+          <w:bCs/>
+          <w:b/>
+        </w:rPr>
+        <w:t xml:space="preserve"> </w:t>
+      </w:r>
+      <w:r>
+        <w:rPr>
+          <w:rStyle w:val="VerbatimChar"/>
+          <w:bCs/>
+          <w:b/>
+        </w:rPr>
+        <w:t xml:space="preserve">source_reference</w:t>
+      </w:r>
+      <w:r>
+        <w:rPr>
+          <w:bCs/>
+          <w:b/>
+        </w:rPr>
+        <w:t xml:space="preserve"> </w:t>
+      </w:r>
+      <w:r>
+        <w:rPr>
+          <w:bCs/>
+          <w:b/>
+        </w:rPr>
+        <w:t xml:space="preserve">obrigatórios</w:t>
+      </w:r>
+      <w:r>
+        <w:rPr>
+          <w:bCs/>
+          <w:b/>
+        </w:rPr>
+        <w:t xml:space="preserve"> </w:t>
+      </w:r>
+      <w:r>
+        <w:rPr>
+          <w:bCs/>
+          <w:b/>
+        </w:rPr>
+        <w:t xml:space="preserve">3. Deduplicação semântica (threshold: 0.92)</w:t>
+      </w:r>
+      <w:r>
+        <w:rPr>
+          <w:bCs/>
+          <w:b/>
+        </w:rPr>
+        <w:t xml:space="preserve"> </w:t>
+      </w:r>
+      <w:r>
+        <w:rPr>
+          <w:bCs/>
+          <w:b/>
+        </w:rPr>
+        <w:t xml:space="preserve">4. LLM-as-judge: score mínimo 3.5/5.0 para incluir</w:t>
+      </w:r>
+      <w:r>
+        <w:rPr>
+          <w:bCs/>
+          <w:b/>
+        </w:rPr>
+        <w:t xml:space="preserve"> </w:t>
+      </w:r>
+      <w:r>
+        <w:rPr>
+          <w:bCs/>
+          <w:b/>
+        </w:rPr>
+        <w:t xml:space="preserve">5.</w:t>
+      </w:r>
+      <w:r>
+        <w:rPr>
+          <w:bCs/>
+          <w:b/>
+        </w:rPr>
+        <w:t xml:space="preserve"> </w:t>
+      </w:r>
+      <w:r>
+        <w:t xml:space="preserve">Question Quality Gate:** pergunta com</w:t>
+      </w:r>
+      <w:r>
+        <w:t xml:space="preserve"> </w:t>
+      </w:r>
+      <w:r>
+        <w:rPr>
+          <w:rStyle w:val="VerbatimChar"/>
+        </w:rPr>
+        <w:t xml:space="preserve">score &lt; 3.5</w:t>
+      </w:r>
+      <w:r>
+        <w:t xml:space="preserve"> </w:t>
+      </w:r>
+      <w:r>
+        <w:t xml:space="preserve">→ descartada; requisito permanece</w:t>
+      </w:r>
+      <w:r>
+        <w:t xml:space="preserve"> </w:t>
+      </w:r>
+      <w:r>
+        <w:rPr>
+          <w:rStyle w:val="VerbatimChar"/>
+        </w:rPr>
+        <w:t xml:space="preserve">pending_valid_question</w:t>
+      </w:r>
+      <w:r>
+        <w:t xml:space="preserve">; sistema tenta reformular (até 2 tentativas); após 2 falhas →</w:t>
+      </w:r>
+      <w:r>
+        <w:t xml:space="preserve"> </w:t>
+      </w:r>
+      <w:r>
+        <w:rPr>
+          <w:rStyle w:val="VerbatimChar"/>
+        </w:rPr>
+        <w:t xml:space="preserve">no_valid_question_generated</w:t>
+      </w:r>
+      <w:r>
+        <w:t xml:space="preserve"> </w:t>
+      </w:r>
+      <w:r>
+        <w:t xml:space="preserve">6. Protocolo NO_QUESTION: pergunta sem base RAG é bloqueadaa:**</w:t>
       </w:r>
     </w:p>
     <w:p>
@@ -2589,19 +2722,14 @@
         <w:t xml:space="preserve"> </w:t>
       </w:r>
       <w:r>
-        <w:t xml:space="preserve">do Requirement Engine</w:t>
-      </w:r>
-    </w:p>
-    <w:p>
-      <w:pPr>
-        <w:pStyle w:val="BodyText"/>
-      </w:pPr>
+        <w:t xml:space="preserve">do Re</w:t>
+      </w:r>
       <w:r>
         <w:rPr>
           <w:bCs/>
           <w:b/>
         </w:rPr>
-        <w:t xml:space="preserve">Processo:</w:t>
+        <w:t xml:space="preserve">Processo (Question Engine com Quality Gate):</w:t>
       </w:r>
       <w:r>
         <w:t xml:space="preserve"> </w:t>
@@ -2635,6 +2763,43 @@
       </w:r>
       <w:r>
         <w:t xml:space="preserve">4. Deduplicação cross-stage: eliminar perguntas já respondidas na Etapa 3</w:t>
+      </w:r>
+      <w:r>
+        <w:t xml:space="preserve"> </w:t>
+      </w:r>
+      <w:r>
+        <w:t xml:space="preserve">5.</w:t>
+      </w:r>
+      <w:r>
+        <w:t xml:space="preserve"> </w:t>
+      </w:r>
+      <w:r>
+        <w:rPr>
+          <w:bCs/>
+          <w:b/>
+        </w:rPr>
+        <w:t xml:space="preserve">Question Quality Gate:</w:t>
+      </w:r>
+      <w:r>
+        <w:t xml:space="preserve"> </w:t>
+      </w:r>
+      <w:r>
+        <w:t xml:space="preserve">mesmo comportamento da Etapa 3 — requisito permanece</w:t>
+      </w:r>
+      <w:r>
+        <w:t xml:space="preserve"> </w:t>
+      </w:r>
+      <w:r>
+        <w:rPr>
+          <w:rStyle w:val="VerbatimChar"/>
+        </w:rPr>
+        <w:t xml:space="preserve">pending_valid_question</w:t>
+      </w:r>
+      <w:r>
+        <w:t xml:space="preserve"> </w:t>
+      </w:r>
+      <w:r>
+        <w:t xml:space="preserve">até pergunta válida</w:t>
       </w:r>
     </w:p>
     <w:p>
@@ -2828,7 +2993,7 @@
           <w:bCs/>
           <w:b/>
         </w:rPr>
-        <w:t xml:space="preserve">Processo (por CNAE):</w:t>
+        <w:t xml:space="preserve">Processo (por CNAE com Quality Gate):</w:t>
       </w:r>
       <w:r>
         <w:t xml:space="preserve"> </w:t>
@@ -2867,7 +3032,29 @@
         <w:t xml:space="preserve"> </w:t>
       </w:r>
       <w:r>
-        <w:t xml:space="preserve">4. Protocolo NO_QUESTION: CNAE sem requisitos →</w:t>
+        <w:t xml:space="preserve">4.</w:t>
+      </w:r>
+      <w:r>
+        <w:t xml:space="preserve"> </w:t>
+      </w:r>
+      <w:r>
+        <w:rPr>
+          <w:bCs/>
+          <w:b/>
+        </w:rPr>
+        <w:t xml:space="preserve">Question Quality Gate:</w:t>
+      </w:r>
+      <w:r>
+        <w:t xml:space="preserve"> </w:t>
+      </w:r>
+      <w:r>
+        <w:t xml:space="preserve">mesmo comportamento das Etapas 3 e 4</w:t>
+      </w:r>
+      <w:r>
+        <w:t xml:space="preserve"> </w:t>
+      </w:r>
+      <w:r>
+        <w:t xml:space="preserve">5. Protocolo NO_QUESTION: CNAE sem requisitos →</w:t>
       </w:r>
       <w:r>
         <w:t xml:space="preserve"> </w:t>
@@ -3108,6 +3295,27 @@
       <w:r>
         <w:t xml:space="preserve">de cada classificação</w:t>
       </w:r>
+      <w:r>
+        <w:t xml:space="preserve"> </w:t>
+      </w:r>
+      <w:r>
+        <w:t xml:space="preserve">4. Calcular</w:t>
+      </w:r>
+      <w:r>
+        <w:t xml:space="preserve"> </w:t>
+      </w:r>
+      <w:r>
+        <w:rPr>
+          <w:rStyle w:val="VerbatimChar"/>
+        </w:rPr>
+        <w:t xml:space="preserve">evaluation_confidence</w:t>
+      </w:r>
+      <w:r>
+        <w:t xml:space="preserve"> </w:t>
+      </w:r>
+      <w:r>
+        <w:t xml:space="preserve">por regras determinísticas (ajuste do Orquestrador)</w:t>
+      </w:r>
     </w:p>
     <w:p>
       <w:pPr>
@@ -3406,6 +3614,84 @@
           <w:rStyle w:val="StringTok"/>
         </w:rPr>
         <w:t xml:space="preserve">"resposta do usuário"</w:t>
+      </w:r>
+      <w:r>
+        <w:rPr>
+          <w:rStyle w:val="FunctionTok"/>
+        </w:rPr>
+        <w:t xml:space="preserve">,</w:t>
+      </w:r>
+      <w:r>
+        <w:br/>
+      </w:r>
+      <w:r>
+        <w:rPr>
+          <w:rStyle w:val="NormalTok"/>
+        </w:rPr>
+        <w:t xml:space="preserve">      </w:t>
+      </w:r>
+      <w:r>
+        <w:rPr>
+          <w:rStyle w:val="DataTypeTok"/>
+        </w:rPr>
+        <w:t xml:space="preserve">"evaluation_confidence"</w:t>
+      </w:r>
+      <w:r>
+        <w:rPr>
+          <w:rStyle w:val="FunctionTok"/>
+        </w:rPr>
+        <w:t xml:space="preserve">:</w:t>
+      </w:r>
+      <w:r>
+        <w:rPr>
+          <w:rStyle w:val="NormalTok"/>
+        </w:rPr>
+        <w:t xml:space="preserve"> </w:t>
+      </w:r>
+      <w:r>
+        <w:rPr>
+          <w:rStyle w:val="StringTok"/>
+        </w:rPr>
+        <w:t xml:space="preserve">"high"</w:t>
+      </w:r>
+      <w:r>
+        <w:rPr>
+          <w:rStyle w:val="FunctionTok"/>
+        </w:rPr>
+        <w:t xml:space="preserve">,</w:t>
+      </w:r>
+      <w:r>
+        <w:br/>
+      </w:r>
+      <w:r>
+        <w:rPr>
+          <w:rStyle w:val="NormalTok"/>
+        </w:rPr>
+        <w:t xml:space="preserve">      </w:t>
+      </w:r>
+      <w:r>
+        <w:rPr>
+          <w:rStyle w:val="DataTypeTok"/>
+        </w:rPr>
+        <w:t xml:space="preserve">"evaluation_confidence_reason"</w:t>
+      </w:r>
+      <w:r>
+        <w:rPr>
+          <w:rStyle w:val="FunctionTok"/>
+        </w:rPr>
+        <w:t xml:space="preserve">:</w:t>
+      </w:r>
+      <w:r>
+        <w:rPr>
+          <w:rStyle w:val="NormalTok"/>
+        </w:rPr>
+        <w:t xml:space="preserve"> </w:t>
+      </w:r>
+      <w:r>
+        <w:rPr>
+          <w:rStyle w:val="KeywordTok"/>
+        </w:rPr>
+        <w:t xml:space="preserve">null</w:t>
       </w:r>
       <w:r>
         <w:br/>
@@ -3844,30 +4130,31 @@
           <w:bCs/>
           <w:b/>
         </w:rPr>
-        <w:t xml:space="preserve">Processo:</w:t>
-      </w:r>
-    </w:p>
-    <w:p>
-      <w:pPr>
-        <w:pStyle w:val="SourceCode"/>
-      </w:pPr>
-      <w:r>
-        <w:rPr>
-          <w:rStyle w:val="VerbatimChar"/>
-        </w:rPr>
-        <w:t xml:space="preserve">coverage = gaps_classificados / requirements_aplicáveis</w:t>
-      </w:r>
-    </w:p>
-    <w:p>
-      <w:pPr>
-        <w:pStyle w:val="FirstParagraph"/>
-      </w:pPr>
+        <w:t xml:space="preserve">Processo (fórmula corrigida pelo Orquestrador):</w:t>
+      </w:r>
+    </w:p>
+    <w:p>
+      <w:pPr>
+        <w:pStyle w:val="BodyText"/>
+      </w:pPr>
+      <w:r>
+        <w:t xml:space="preserve">Um requisito só conta como coberto quando</w:t>
+      </w:r>
+      <w:r>
+        <w:t xml:space="preserve"> </w:t>
+      </w:r>
       <w:r>
         <w:rPr>
           <w:bCs/>
           <w:b/>
         </w:rPr>
-        <w:t xml:space="preserve">Saída:</w:t>
+        <w:t xml:space="preserve">todos os 4 critérios</w:t>
+      </w:r>
+      <w:r>
+        <w:t xml:space="preserve"> </w:t>
+      </w:r>
+      <w:r>
+        <w:t xml:space="preserve">são satisfeitos simultaneamente:</w:t>
       </w:r>
     </w:p>
     <w:p>
@@ -3876,318 +4163,292 @@
       </w:pPr>
       <w:r>
         <w:rPr>
-          <w:rStyle w:val="FunctionTok"/>
-        </w:rPr>
-        <w:t xml:space="preserve">{</w:t>
-      </w:r>
-      <w:r>
-        <w:br/>
-      </w:r>
-      <w:r>
-        <w:rPr>
-          <w:rStyle w:val="NormalTok"/>
-        </w:rPr>
-        <w:t xml:space="preserve">  </w:t>
-      </w:r>
-      <w:r>
-        <w:rPr>
-          <w:rStyle w:val="DataTypeTok"/>
-        </w:rPr>
-        <w:t xml:space="preserve">"coverage_total"</w:t>
-      </w:r>
-      <w:r>
-        <w:rPr>
-          <w:rStyle w:val="FunctionTok"/>
-        </w:rPr>
-        <w:t xml:space="preserve">:</w:t>
-      </w:r>
-      <w:r>
-        <w:rPr>
-          <w:rStyle w:val="NormalTok"/>
-        </w:rPr>
-        <w:t xml:space="preserve"> </w:t>
-      </w:r>
-      <w:r>
-        <w:rPr>
-          <w:rStyle w:val="FloatTok"/>
-        </w:rPr>
-        <w:t xml:space="preserve">0.97</w:t>
-      </w:r>
-      <w:r>
-        <w:rPr>
-          <w:rStyle w:val="FunctionTok"/>
-        </w:rPr>
-        <w:t xml:space="preserve">,</w:t>
-      </w:r>
-      <w:r>
-        <w:br/>
-      </w:r>
-      <w:r>
-        <w:rPr>
-          <w:rStyle w:val="NormalTok"/>
-        </w:rPr>
-        <w:t xml:space="preserve">  </w:t>
-      </w:r>
-      <w:r>
-        <w:rPr>
-          <w:rStyle w:val="DataTypeTok"/>
-        </w:rPr>
-        <w:t xml:space="preserve">"coverage_by_stage"</w:t>
-      </w:r>
-      <w:r>
-        <w:rPr>
-          <w:rStyle w:val="FunctionTok"/>
-        </w:rPr>
-        <w:t xml:space="preserve">:</w:t>
-      </w:r>
-      <w:r>
-        <w:rPr>
-          <w:rStyle w:val="NormalTok"/>
-        </w:rPr>
-        <w:t xml:space="preserve"> </w:t>
-      </w:r>
-      <w:r>
-        <w:rPr>
-          <w:rStyle w:val="FunctionTok"/>
-        </w:rPr>
-        <w:t xml:space="preserve">{</w:t>
-      </w:r>
-      <w:r>
-        <w:br/>
-      </w:r>
-      <w:r>
-        <w:rPr>
-          <w:rStyle w:val="NormalTok"/>
-        </w:rPr>
-        <w:t xml:space="preserve">    </w:t>
-      </w:r>
-      <w:r>
-        <w:rPr>
-          <w:rStyle w:val="DataTypeTok"/>
-        </w:rPr>
-        <w:t xml:space="preserve">"corporativo"</w:t>
-      </w:r>
-      <w:r>
-        <w:rPr>
-          <w:rStyle w:val="FunctionTok"/>
-        </w:rPr>
-        <w:t xml:space="preserve">:</w:t>
-      </w:r>
-      <w:r>
-        <w:rPr>
-          <w:rStyle w:val="NormalTok"/>
-        </w:rPr>
-        <w:t xml:space="preserve"> </w:t>
-      </w:r>
-      <w:r>
-        <w:rPr>
-          <w:rStyle w:val="FloatTok"/>
-        </w:rPr>
-        <w:t xml:space="preserve">1.0</w:t>
-      </w:r>
-      <w:r>
-        <w:rPr>
-          <w:rStyle w:val="FunctionTok"/>
-        </w:rPr>
-        <w:t xml:space="preserve">,</w:t>
-      </w:r>
-      <w:r>
-        <w:br/>
-      </w:r>
-      <w:r>
-        <w:rPr>
-          <w:rStyle w:val="NormalTok"/>
-        </w:rPr>
-        <w:t xml:space="preserve">    </w:t>
-      </w:r>
-      <w:r>
-        <w:rPr>
-          <w:rStyle w:val="DataTypeTok"/>
-        </w:rPr>
-        <w:t xml:space="preserve">"operacional"</w:t>
-      </w:r>
-      <w:r>
-        <w:rPr>
-          <w:rStyle w:val="FunctionTok"/>
-        </w:rPr>
-        <w:t xml:space="preserve">:</w:t>
-      </w:r>
-      <w:r>
-        <w:rPr>
-          <w:rStyle w:val="NormalTok"/>
-        </w:rPr>
-        <w:t xml:space="preserve"> </w:t>
-      </w:r>
-      <w:r>
-        <w:rPr>
-          <w:rStyle w:val="FloatTok"/>
-        </w:rPr>
-        <w:t xml:space="preserve">0.95</w:t>
-      </w:r>
-      <w:r>
-        <w:rPr>
-          <w:rStyle w:val="FunctionTok"/>
-        </w:rPr>
-        <w:t xml:space="preserve">,</w:t>
-      </w:r>
-      <w:r>
-        <w:br/>
-      </w:r>
-      <w:r>
-        <w:rPr>
-          <w:rStyle w:val="NormalTok"/>
-        </w:rPr>
-        <w:t xml:space="preserve">    </w:t>
-      </w:r>
-      <w:r>
-        <w:rPr>
-          <w:rStyle w:val="DataTypeTok"/>
-        </w:rPr>
-        <w:t xml:space="preserve">"cnae_4711-3/01"</w:t>
-      </w:r>
-      <w:r>
-        <w:rPr>
-          <w:rStyle w:val="FunctionTok"/>
-        </w:rPr>
-        <w:t xml:space="preserve">:</w:t>
-      </w:r>
-      <w:r>
-        <w:rPr>
-          <w:rStyle w:val="NormalTok"/>
-        </w:rPr>
-        <w:t xml:space="preserve"> </w:t>
-      </w:r>
-      <w:r>
-        <w:rPr>
-          <w:rStyle w:val="FloatTok"/>
-        </w:rPr>
-        <w:t xml:space="preserve">0.98</w:t>
-      </w:r>
-      <w:r>
-        <w:br/>
-      </w:r>
-      <w:r>
-        <w:rPr>
-          <w:rStyle w:val="NormalTok"/>
-        </w:rPr>
-        <w:t xml:space="preserve">  </w:t>
-      </w:r>
-      <w:r>
-        <w:rPr>
-          <w:rStyle w:val="FunctionTok"/>
-        </w:rPr>
-        <w:t xml:space="preserve">},</w:t>
-      </w:r>
-      <w:r>
-        <w:br/>
-      </w:r>
-      <w:r>
-        <w:rPr>
-          <w:rStyle w:val="NormalTok"/>
-        </w:rPr>
-        <w:t xml:space="preserve">  </w:t>
-      </w:r>
-      <w:r>
-        <w:rPr>
-          <w:rStyle w:val="DataTypeTok"/>
-        </w:rPr>
-        <w:t xml:space="preserve">"uncovered_requirements"</w:t>
-      </w:r>
-      <w:r>
-        <w:rPr>
-          <w:rStyle w:val="FunctionTok"/>
-        </w:rPr>
-        <w:t xml:space="preserve">:</w:t>
-      </w:r>
-      <w:r>
-        <w:rPr>
-          <w:rStyle w:val="NormalTok"/>
-        </w:rPr>
-        <w:t xml:space="preserve"> </w:t>
-      </w:r>
-      <w:r>
-        <w:rPr>
-          <w:rStyle w:val="OtherTok"/>
-        </w:rPr>
-        <w:t xml:space="preserve">[</w:t>
-      </w:r>
-      <w:r>
-        <w:rPr>
-          <w:rStyle w:val="StringTok"/>
-        </w:rPr>
-        <w:t xml:space="preserve">"RF-045"</w:t>
-      </w:r>
-      <w:r>
-        <w:rPr>
-          <w:rStyle w:val="OtherTok"/>
-        </w:rPr>
-        <w:t xml:space="preserve">,</w:t>
-      </w:r>
-      <w:r>
-        <w:rPr>
-          <w:rStyle w:val="NormalTok"/>
-        </w:rPr>
-        <w:t xml:space="preserve"> </w:t>
-      </w:r>
-      <w:r>
-        <w:rPr>
-          <w:rStyle w:val="StringTok"/>
-        </w:rPr>
-        <w:t xml:space="preserve">"RF-067"</w:t>
-      </w:r>
-      <w:r>
-        <w:rPr>
-          <w:rStyle w:val="OtherTok"/>
-        </w:rPr>
-        <w:t xml:space="preserve">]</w:t>
-      </w:r>
-      <w:r>
-        <w:rPr>
-          <w:rStyle w:val="FunctionTok"/>
-        </w:rPr>
-        <w:t xml:space="preserve">,</w:t>
-      </w:r>
-      <w:r>
-        <w:br/>
-      </w:r>
-      <w:r>
-        <w:rPr>
-          <w:rStyle w:val="NormalTok"/>
-        </w:rPr>
-        <w:t xml:space="preserve">  </w:t>
-      </w:r>
-      <w:r>
-        <w:rPr>
-          <w:rStyle w:val="DataTypeTok"/>
-        </w:rPr>
-        <w:t xml:space="preserve">"gate_passed"</w:t>
-      </w:r>
-      <w:r>
-        <w:rPr>
-          <w:rStyle w:val="FunctionTok"/>
-        </w:rPr>
-        <w:t xml:space="preserve">:</w:t>
-      </w:r>
-      <w:r>
-        <w:rPr>
-          <w:rStyle w:val="NormalTok"/>
-        </w:rPr>
-        <w:t xml:space="preserve"> </w:t>
-      </w:r>
-      <w:r>
-        <w:rPr>
-          <w:rStyle w:val="KeywordTok"/>
-        </w:rPr>
-        <w:t xml:space="preserve">false</w:t>
-      </w:r>
-      <w:r>
-        <w:br/>
-      </w:r>
-      <w:r>
-        <w:rPr>
-          <w:rStyle w:val="FunctionTok"/>
-        </w:rPr>
-        <w:t xml:space="preserve">}</w:t>
+          <w:rStyle w:val="VerbatimChar"/>
+        </w:rPr>
+        <w:t xml:space="preserve">coverage =</w:t>
+      </w:r>
+      <w:r>
+        <w:br/>
+      </w:r>
+      <w:r>
+        <w:rPr>
+          <w:rStyle w:val="VerbatimChar"/>
+        </w:rPr>
+        <w:t xml:space="preserve">  (requisitos com pergunta válida</w:t>
+      </w:r>
+      <w:r>
+        <w:br/>
+      </w:r>
+      <w:r>
+        <w:rPr>
+          <w:rStyle w:val="VerbatimChar"/>
+        </w:rPr>
+        <w:t xml:space="preserve">   + resposta válida</w:t>
+      </w:r>
+      <w:r>
+        <w:br/>
+      </w:r>
+      <w:r>
+        <w:rPr>
+          <w:rStyle w:val="VerbatimChar"/>
+        </w:rPr>
+        <w:t xml:space="preserve">   + gap classificado</w:t>
+      </w:r>
+      <w:r>
+        <w:br/>
+      </w:r>
+      <w:r>
+        <w:rPr>
+          <w:rStyle w:val="VerbatimChar"/>
+        </w:rPr>
+        <w:t xml:space="preserve">   + evidência suficiente)</w:t>
+      </w:r>
+      <w:r>
+        <w:br/>
+      </w:r>
+      <w:r>
+        <w:rPr>
+          <w:rStyle w:val="VerbatimChar"/>
+        </w:rPr>
+        <w:t xml:space="preserve">  /</w:t>
+      </w:r>
+      <w:r>
+        <w:br/>
+      </w:r>
+      <w:r>
+        <w:rPr>
+          <w:rStyle w:val="VerbatimChar"/>
+        </w:rPr>
+        <w:t xml:space="preserve">  (requisitos aplicáveis)</w:t>
+      </w:r>
+    </w:p>
+    <w:tbl>
+      <w:tblPr>
+        <w:tblStyle w:val="Table"/>
+        <w:tblW w:type="pct" w:w="5000"/>
+        <w:tblLook w:firstRow="1" w:lastRow="0" w:firstColumn="0" w:lastColumn="0" w:noHBand="0" w:noVBand="0" w:val="0020"/>
+        <w:jc w:val="start"/>
+        <w:tblLayout w:type="fixed"/>
+      </w:tblPr>
+      <w:tblGrid>
+        <w:gridCol w:w="3771"/>
+        <w:gridCol w:w="4148"/>
+      </w:tblGrid>
+      <w:tr>
+        <w:trPr>
+          <w:tblHeader w:val="true"/>
+        </w:trPr>
+        <w:tc>
+          <w:tcPr/>
+          <w:p>
+            <w:pPr>
+              <w:pStyle w:val="Compact"/>
+              <w:jc w:val="left"/>
+            </w:pPr>
+            <w:r>
+              <w:t xml:space="preserve">Critério</w:t>
+            </w:r>
+          </w:p>
+        </w:tc>
+        <w:tc>
+          <w:tcPr/>
+          <w:p>
+            <w:pPr>
+              <w:pStyle w:val="Compact"/>
+              <w:jc w:val="left"/>
+            </w:pPr>
+            <w:r>
+              <w:t xml:space="preserve">Definição</w:t>
+            </w:r>
+          </w:p>
+        </w:tc>
+      </w:tr>
+      <w:tr>
+        <w:tc>
+          <w:tcPr/>
+          <w:p>
+            <w:pPr>
+              <w:pStyle w:val="Compact"/>
+              <w:jc w:val="left"/>
+            </w:pPr>
+            <w:r>
+              <w:t xml:space="preserve">Pergunta válida</w:t>
+            </w:r>
+          </w:p>
+        </w:tc>
+        <w:tc>
+          <w:tcPr/>
+          <w:p>
+            <w:pPr>
+              <w:pStyle w:val="Compact"/>
+              <w:jc w:val="left"/>
+            </w:pPr>
+            <w:r>
+              <w:rPr>
+                <w:rStyle w:val="VerbatimChar"/>
+              </w:rPr>
+              <w:t xml:space="preserve">question.score &gt;= threshold</w:t>
+            </w:r>
+            <w:r>
+              <w:t xml:space="preserve"> </w:t>
+            </w:r>
+            <w:r>
+              <w:t xml:space="preserve">(padrão: 3.5/5.0)</w:t>
+            </w:r>
+          </w:p>
+        </w:tc>
+      </w:tr>
+      <w:tr>
+        <w:tc>
+          <w:tcPr/>
+          <w:p>
+            <w:pPr>
+              <w:pStyle w:val="Compact"/>
+              <w:jc w:val="left"/>
+            </w:pPr>
+            <w:r>
+              <w:t xml:space="preserve">Resposta válida</w:t>
+            </w:r>
+          </w:p>
+        </w:tc>
+        <w:tc>
+          <w:tcPr/>
+          <w:p>
+            <w:pPr>
+              <w:pStyle w:val="Compact"/>
+              <w:jc w:val="left"/>
+            </w:pPr>
+            <w:r>
+              <w:rPr>
+                <w:rStyle w:val="VerbatimChar"/>
+              </w:rPr>
+              <w:t xml:space="preserve">answer.answer_value</w:t>
+            </w:r>
+            <w:r>
+              <w:t xml:space="preserve"> </w:t>
+            </w:r>
+            <w:r>
+              <w:t xml:space="preserve">não nulo e não vazio</w:t>
+            </w:r>
+          </w:p>
+        </w:tc>
+      </w:tr>
+      <w:tr>
+        <w:tc>
+          <w:tcPr/>
+          <w:p>
+            <w:pPr>
+              <w:pStyle w:val="Compact"/>
+              <w:jc w:val="left"/>
+            </w:pPr>
+            <w:r>
+              <w:t xml:space="preserve">Gap classificado</w:t>
+            </w:r>
+          </w:p>
+        </w:tc>
+        <w:tc>
+          <w:tcPr/>
+          <w:p>
+            <w:pPr>
+              <w:pStyle w:val="Compact"/>
+              <w:jc w:val="left"/>
+            </w:pPr>
+            <w:r>
+              <w:rPr>
+                <w:rStyle w:val="VerbatimChar"/>
+              </w:rPr>
+              <w:t xml:space="preserve">gap.gap_status</w:t>
+            </w:r>
+            <w:r>
+              <w:t xml:space="preserve"> </w:t>
+            </w:r>
+            <w:r>
+              <w:t xml:space="preserve">∈ {atende, nao_atende, parcial, evidencia_insuficiente, nao_aplicavel}</w:t>
+            </w:r>
+          </w:p>
+        </w:tc>
+      </w:tr>
+      <w:tr>
+        <w:tc>
+          <w:tcPr/>
+          <w:p>
+            <w:pPr>
+              <w:pStyle w:val="Compact"/>
+              <w:jc w:val="left"/>
+            </w:pPr>
+            <w:r>
+              <w:t xml:space="preserve">Evidência suficiente</w:t>
+            </w:r>
+          </w:p>
+        </w:tc>
+        <w:tc>
+          <w:tcPr/>
+          <w:p>
+            <w:pPr>
+              <w:pStyle w:val="Compact"/>
+              <w:jc w:val="left"/>
+            </w:pPr>
+            <w:r>
+              <w:rPr>
+                <w:rStyle w:val="VerbatimChar"/>
+              </w:rPr>
+              <w:t xml:space="preserve">gap.gap_status ≠ evidencia_insuficiente</w:t>
+            </w:r>
+            <w:r>
+              <w:t xml:space="preserve"> </w:t>
+            </w:r>
+            <w:r>
+              <w:t xml:space="preserve">OU</w:t>
+            </w:r>
+            <w:r>
+              <w:t xml:space="preserve"> </w:t>
+            </w:r>
+            <w:r>
+              <w:rPr>
+                <w:rStyle w:val="VerbatimChar"/>
+              </w:rPr>
+              <w:t xml:space="preserve">gap.evidence</w:t>
+            </w:r>
+            <w:r>
+              <w:t xml:space="preserve"> </w:t>
+            </w:r>
+            <w:r>
+              <w:t xml:space="preserve">não vazio</w:t>
+            </w:r>
+          </w:p>
+        </w:tc>
+      </w:tr>
+    </w:tbl>
+    <w:p>
+      <w:pPr>
+        <w:pStyle w:val="BlockText"/>
+      </w:pPr>
+      <w:r>
+        <w:rPr>
+          <w:iCs/>
+          <w:i/>
+        </w:rPr>
+        <w:t xml:space="preserve">“</w:t>
+      </w:r>
+      <w:r>
+        <w:rPr>
+          <w:iCs/>
+          <w:i/>
+        </w:rPr>
+        <w:t xml:space="preserve">Cobertura sem qualidade não é cobertura. 100% coverage só é válido quando a avaliação é confiável.</w:t>
+      </w:r>
+      <w:r>
+        <w:rPr>
+          <w:iCs/>
+          <w:i/>
+        </w:rPr>
+        <w:t xml:space="preserve">”</w:t>
+      </w:r>
+      <w:r>
+        <w:t xml:space="preserve"> </w:t>
+      </w:r>
+      <w:r>
+        <w:t xml:space="preserve">— Orquestrador</w:t>
       </w:r>
     </w:p>
     <w:p>
@@ -4199,6 +4460,428 @@
           <w:bCs/>
           <w:b/>
         </w:rPr>
+        <w:t xml:space="preserve">Saída:</w:t>
+      </w:r>
+    </w:p>
+    <w:p>
+      <w:pPr>
+        <w:pStyle w:val="SourceCode"/>
+      </w:pPr>
+      <w:r>
+        <w:rPr>
+          <w:rStyle w:val="FunctionTok"/>
+        </w:rPr>
+        <w:t xml:space="preserve">{</w:t>
+      </w:r>
+      <w:r>
+        <w:br/>
+      </w:r>
+      <w:r>
+        <w:rPr>
+          <w:rStyle w:val="NormalTok"/>
+        </w:rPr>
+        <w:t xml:space="preserve">  </w:t>
+      </w:r>
+      <w:r>
+        <w:rPr>
+          <w:rStyle w:val="DataTypeTok"/>
+        </w:rPr>
+        <w:t xml:space="preserve">"coverage_total"</w:t>
+      </w:r>
+      <w:r>
+        <w:rPr>
+          <w:rStyle w:val="FunctionTok"/>
+        </w:rPr>
+        <w:t xml:space="preserve">:</w:t>
+      </w:r>
+      <w:r>
+        <w:rPr>
+          <w:rStyle w:val="NormalTok"/>
+        </w:rPr>
+        <w:t xml:space="preserve"> </w:t>
+      </w:r>
+      <w:r>
+        <w:rPr>
+          <w:rStyle w:val="FloatTok"/>
+        </w:rPr>
+        <w:t xml:space="preserve">0.97</w:t>
+      </w:r>
+      <w:r>
+        <w:rPr>
+          <w:rStyle w:val="FunctionTok"/>
+        </w:rPr>
+        <w:t xml:space="preserve">,</w:t>
+      </w:r>
+      <w:r>
+        <w:br/>
+      </w:r>
+      <w:r>
+        <w:rPr>
+          <w:rStyle w:val="NormalTok"/>
+        </w:rPr>
+        <w:t xml:space="preserve">  </w:t>
+      </w:r>
+      <w:r>
+        <w:rPr>
+          <w:rStyle w:val="DataTypeTok"/>
+        </w:rPr>
+        <w:t xml:space="preserve">"coverage_by_stage"</w:t>
+      </w:r>
+      <w:r>
+        <w:rPr>
+          <w:rStyle w:val="FunctionTok"/>
+        </w:rPr>
+        <w:t xml:space="preserve">:</w:t>
+      </w:r>
+      <w:r>
+        <w:rPr>
+          <w:rStyle w:val="NormalTok"/>
+        </w:rPr>
+        <w:t xml:space="preserve"> </w:t>
+      </w:r>
+      <w:r>
+        <w:rPr>
+          <w:rStyle w:val="FunctionTok"/>
+        </w:rPr>
+        <w:t xml:space="preserve">{</w:t>
+      </w:r>
+      <w:r>
+        <w:br/>
+      </w:r>
+      <w:r>
+        <w:rPr>
+          <w:rStyle w:val="NormalTok"/>
+        </w:rPr>
+        <w:t xml:space="preserve">    </w:t>
+      </w:r>
+      <w:r>
+        <w:rPr>
+          <w:rStyle w:val="DataTypeTok"/>
+        </w:rPr>
+        <w:t xml:space="preserve">"corporativo"</w:t>
+      </w:r>
+      <w:r>
+        <w:rPr>
+          <w:rStyle w:val="FunctionTok"/>
+        </w:rPr>
+        <w:t xml:space="preserve">:</w:t>
+      </w:r>
+      <w:r>
+        <w:rPr>
+          <w:rStyle w:val="NormalTok"/>
+        </w:rPr>
+        <w:t xml:space="preserve"> </w:t>
+      </w:r>
+      <w:r>
+        <w:rPr>
+          <w:rStyle w:val="FloatTok"/>
+        </w:rPr>
+        <w:t xml:space="preserve">1.0</w:t>
+      </w:r>
+      <w:r>
+        <w:rPr>
+          <w:rStyle w:val="FunctionTok"/>
+        </w:rPr>
+        <w:t xml:space="preserve">,</w:t>
+      </w:r>
+      <w:r>
+        <w:br/>
+      </w:r>
+      <w:r>
+        <w:rPr>
+          <w:rStyle w:val="NormalTok"/>
+        </w:rPr>
+        <w:t xml:space="preserve">    </w:t>
+      </w:r>
+      <w:r>
+        <w:rPr>
+          <w:rStyle w:val="DataTypeTok"/>
+        </w:rPr>
+        <w:t xml:space="preserve">"operacional"</w:t>
+      </w:r>
+      <w:r>
+        <w:rPr>
+          <w:rStyle w:val="FunctionTok"/>
+        </w:rPr>
+        <w:t xml:space="preserve">:</w:t>
+      </w:r>
+      <w:r>
+        <w:rPr>
+          <w:rStyle w:val="NormalTok"/>
+        </w:rPr>
+        <w:t xml:space="preserve"> </w:t>
+      </w:r>
+      <w:r>
+        <w:rPr>
+          <w:rStyle w:val="FloatTok"/>
+        </w:rPr>
+        <w:t xml:space="preserve">0.95</w:t>
+      </w:r>
+      <w:r>
+        <w:rPr>
+          <w:rStyle w:val="FunctionTok"/>
+        </w:rPr>
+        <w:t xml:space="preserve">,</w:t>
+      </w:r>
+      <w:r>
+        <w:br/>
+      </w:r>
+      <w:r>
+        <w:rPr>
+          <w:rStyle w:val="NormalTok"/>
+        </w:rPr>
+        <w:t xml:space="preserve">    </w:t>
+      </w:r>
+      <w:r>
+        <w:rPr>
+          <w:rStyle w:val="DataTypeTok"/>
+        </w:rPr>
+        <w:t xml:space="preserve">"cnae_4711-3/01"</w:t>
+      </w:r>
+      <w:r>
+        <w:rPr>
+          <w:rStyle w:val="FunctionTok"/>
+        </w:rPr>
+        <w:t xml:space="preserve">:</w:t>
+      </w:r>
+      <w:r>
+        <w:rPr>
+          <w:rStyle w:val="NormalTok"/>
+        </w:rPr>
+        <w:t xml:space="preserve"> </w:t>
+      </w:r>
+      <w:r>
+        <w:rPr>
+          <w:rStyle w:val="FloatTok"/>
+        </w:rPr>
+        <w:t xml:space="preserve">0.98</w:t>
+      </w:r>
+      <w:r>
+        <w:br/>
+      </w:r>
+      <w:r>
+        <w:rPr>
+          <w:rStyle w:val="NormalTok"/>
+        </w:rPr>
+        <w:t xml:space="preserve">  </w:t>
+      </w:r>
+      <w:r>
+        <w:rPr>
+          <w:rStyle w:val="FunctionTok"/>
+        </w:rPr>
+        <w:t xml:space="preserve">},</w:t>
+      </w:r>
+      <w:r>
+        <w:br/>
+      </w:r>
+      <w:r>
+        <w:rPr>
+          <w:rStyle w:val="NormalTok"/>
+        </w:rPr>
+        <w:t xml:space="preserve">  </w:t>
+      </w:r>
+      <w:r>
+        <w:rPr>
+          <w:rStyle w:val="DataTypeTok"/>
+        </w:rPr>
+        <w:t xml:space="preserve">"uncovered_requirements"</w:t>
+      </w:r>
+      <w:r>
+        <w:rPr>
+          <w:rStyle w:val="FunctionTok"/>
+        </w:rPr>
+        <w:t xml:space="preserve">:</w:t>
+      </w:r>
+      <w:r>
+        <w:rPr>
+          <w:rStyle w:val="NormalTok"/>
+        </w:rPr>
+        <w:t xml:space="preserve"> </w:t>
+      </w:r>
+      <w:r>
+        <w:rPr>
+          <w:rStyle w:val="OtherTok"/>
+        </w:rPr>
+        <w:t xml:space="preserve">[</w:t>
+      </w:r>
+      <w:r>
+        <w:rPr>
+          <w:rStyle w:val="StringTok"/>
+        </w:rPr>
+        <w:t xml:space="preserve">"RF-045"</w:t>
+      </w:r>
+      <w:r>
+        <w:rPr>
+          <w:rStyle w:val="OtherTok"/>
+        </w:rPr>
+        <w:t xml:space="preserve">,</w:t>
+      </w:r>
+      <w:r>
+        <w:rPr>
+          <w:rStyle w:val="NormalTok"/>
+        </w:rPr>
+        <w:t xml:space="preserve"> </w:t>
+      </w:r>
+      <w:r>
+        <w:rPr>
+          <w:rStyle w:val="StringTok"/>
+        </w:rPr>
+        <w:t xml:space="preserve">"RF-067"</w:t>
+      </w:r>
+      <w:r>
+        <w:rPr>
+          <w:rStyle w:val="OtherTok"/>
+        </w:rPr>
+        <w:t xml:space="preserve">]</w:t>
+      </w:r>
+      <w:r>
+        <w:rPr>
+          <w:rStyle w:val="FunctionTok"/>
+        </w:rPr>
+        <w:t xml:space="preserve">,</w:t>
+      </w:r>
+      <w:r>
+        <w:br/>
+      </w:r>
+      <w:r>
+        <w:rPr>
+          <w:rStyle w:val="NormalTok"/>
+        </w:rPr>
+        <w:t xml:space="preserve">  </w:t>
+      </w:r>
+      <w:r>
+        <w:rPr>
+          <w:rStyle w:val="DataTypeTok"/>
+        </w:rPr>
+        <w:t xml:space="preserve">"pending_valid_question"</w:t>
+      </w:r>
+      <w:r>
+        <w:rPr>
+          <w:rStyle w:val="FunctionTok"/>
+        </w:rPr>
+        <w:t xml:space="preserve">:</w:t>
+      </w:r>
+      <w:r>
+        <w:rPr>
+          <w:rStyle w:val="NormalTok"/>
+        </w:rPr>
+        <w:t xml:space="preserve"> </w:t>
+      </w:r>
+      <w:r>
+        <w:rPr>
+          <w:rStyle w:val="OtherTok"/>
+        </w:rPr>
+        <w:t xml:space="preserve">[</w:t>
+      </w:r>
+      <w:r>
+        <w:rPr>
+          <w:rStyle w:val="StringTok"/>
+        </w:rPr>
+        <w:t xml:space="preserve">"RF-089"</w:t>
+      </w:r>
+      <w:r>
+        <w:rPr>
+          <w:rStyle w:val="OtherTok"/>
+        </w:rPr>
+        <w:t xml:space="preserve">]</w:t>
+      </w:r>
+      <w:r>
+        <w:rPr>
+          <w:rStyle w:val="FunctionTok"/>
+        </w:rPr>
+        <w:t xml:space="preserve">,</w:t>
+      </w:r>
+      <w:r>
+        <w:br/>
+      </w:r>
+      <w:r>
+        <w:rPr>
+          <w:rStyle w:val="NormalTok"/>
+        </w:rPr>
+        <w:t xml:space="preserve">  </w:t>
+      </w:r>
+      <w:r>
+        <w:rPr>
+          <w:rStyle w:val="DataTypeTok"/>
+        </w:rPr>
+        <w:t xml:space="preserve">"no_valid_question_generated"</w:t>
+      </w:r>
+      <w:r>
+        <w:rPr>
+          <w:rStyle w:val="FunctionTok"/>
+        </w:rPr>
+        <w:t xml:space="preserve">:</w:t>
+      </w:r>
+      <w:r>
+        <w:rPr>
+          <w:rStyle w:val="NormalTok"/>
+        </w:rPr>
+        <w:t xml:space="preserve"> </w:t>
+      </w:r>
+      <w:r>
+        <w:rPr>
+          <w:rStyle w:val="OtherTok"/>
+        </w:rPr>
+        <w:t xml:space="preserve">[]</w:t>
+      </w:r>
+      <w:r>
+        <w:rPr>
+          <w:rStyle w:val="FunctionTok"/>
+        </w:rPr>
+        <w:t xml:space="preserve">,</w:t>
+      </w:r>
+      <w:r>
+        <w:br/>
+      </w:r>
+      <w:r>
+        <w:rPr>
+          <w:rStyle w:val="NormalTok"/>
+        </w:rPr>
+        <w:t xml:space="preserve">  </w:t>
+      </w:r>
+      <w:r>
+        <w:rPr>
+          <w:rStyle w:val="DataTypeTok"/>
+        </w:rPr>
+        <w:t xml:space="preserve">"gate_passed"</w:t>
+      </w:r>
+      <w:r>
+        <w:rPr>
+          <w:rStyle w:val="FunctionTok"/>
+        </w:rPr>
+        <w:t xml:space="preserve">:</w:t>
+      </w:r>
+      <w:r>
+        <w:rPr>
+          <w:rStyle w:val="NormalTok"/>
+        </w:rPr>
+        <w:t xml:space="preserve"> </w:t>
+      </w:r>
+      <w:r>
+        <w:rPr>
+          <w:rStyle w:val="KeywordTok"/>
+        </w:rPr>
+        <w:t xml:space="preserve">false</w:t>
+      </w:r>
+      <w:r>
+        <w:br/>
+      </w:r>
+      <w:r>
+        <w:rPr>
+          <w:rStyle w:val="FunctionTok"/>
+        </w:rPr>
+        <w:t xml:space="preserve">}</w:t>
+      </w:r>
+    </w:p>
+    <w:p>
+      <w:pPr>
+        <w:pStyle w:val="FirstParagraph"/>
+      </w:pPr>
+      <w:r>
+        <w:rPr>
+          <w:bCs/>
+          <w:b/>
+        </w:rPr>
         <w:t xml:space="preserve">Gate:</w:t>
       </w:r>
       <w:r>
@@ -4214,7 +4897,16 @@
         <w:t xml:space="preserve"> </w:t>
       </w:r>
       <w:r>
-        <w:t xml:space="preserve">→ bloqueia geração do briefing. O sistema retorna a lista de requisitos não cobertos para que o usuário possa responder as perguntas faltantes.</w:t>
+        <w:t xml:space="preserve">→ bloqueia geração do briefing. O sistema retorna a lista de requisitos não cobertos (sem resposta) e de requisitos sem pergunta válida gerada (</w:t>
+      </w:r>
+      <w:r>
+        <w:rPr>
+          <w:rStyle w:val="VerbatimChar"/>
+        </w:rPr>
+        <w:t xml:space="preserve">pending_valid_question</w:t>
+      </w:r>
+      <w:r>
+        <w:t xml:space="preserve">). Ambas as categorias bloqueiam o gate.</w:t>
       </w:r>
     </w:p>
     <w:p>
